--- a/TestWord_1/F_4_ТЦ магазини.docx
+++ b/TestWord_1/F_4_ТЦ магазини.docx
@@ -103,7 +103,7 @@
           <w:tag w:val="docNumberC"/>
           <w:id w:val="-1734531504"/>
           <w:placeholder>
-            <w:docPart w:val="DefaultPlaceholder_-1854013440"/>
+            <w:docPart w:val="4C16CBBCBCDB4CB58247E2988903D148"/>
           </w:placeholder>
           <w:showingPlcHdr/>
           <w15:appearance w15:val="tags"/>
@@ -146,7 +146,7 @@
           <w:tag w:val="docNumberYear"/>
           <w:id w:val="450374861"/>
           <w:placeholder>
-            <w:docPart w:val="DefaultPlaceholder_-1854013440"/>
+            <w:docPart w:val="7B01CBBC2260491B9DEA8D70CBFC13D1"/>
           </w:placeholder>
           <w:showingPlcHdr/>
           <w15:appearance w15:val="tags"/>
@@ -233,7 +233,7 @@
           <w:tag w:val="docDate"/>
           <w:id w:val="578646345"/>
           <w:placeholder>
-            <w:docPart w:val="DefaultPlaceholder_-1854013440"/>
+            <w:docPart w:val="0349D54D52C54121B9B73DE831B8101E"/>
           </w:placeholder>
           <w:showingPlcHdr/>
           <w15:appearance w15:val="tags"/>
@@ -444,7 +444,7 @@
           <w:tag w:val="СstName"/>
           <w:id w:val="-1231681317"/>
           <w:placeholder>
-            <w:docPart w:val="DefaultPlaceholder_-1854013440"/>
+            <w:docPart w:val="52417CCFD8434056A8DDFE4B18EDFFB1"/>
           </w:placeholder>
           <w:showingPlcHdr/>
           <w15:appearance w15:val="tags"/>
@@ -500,7 +500,7 @@
           <w:tag w:val="CstPerson"/>
           <w:id w:val="341675621"/>
           <w:placeholder>
-            <w:docPart w:val="DefaultPlaceholder_-1854013440"/>
+            <w:docPart w:val="916A7E867A0C4184A69BEDD236071507"/>
           </w:placeholder>
           <w:showingPlcHdr/>
           <w15:appearance w15:val="tags"/>
@@ -557,7 +557,7 @@
           <w:tag w:val="CstPersonReason"/>
           <w:id w:val="-659222701"/>
           <w:placeholder>
-            <w:docPart w:val="DefaultPlaceholder_-1854013440"/>
+            <w:docPart w:val="F11416BAAD3B4583A66C66351913C970"/>
           </w:placeholder>
           <w:showingPlcHdr/>
           <w15:appearance w15:val="tags"/>
@@ -1558,7 +1558,7 @@
           <w:tag w:val="prcntInc"/>
           <w:id w:val="1133605889"/>
           <w:placeholder>
-            <w:docPart w:val="DefaultPlaceholder_-1854013440"/>
+            <w:docPart w:val="E5C6235857654E339197370E92BB5018"/>
           </w:placeholder>
           <w:showingPlcHdr/>
           <w15:appearance w15:val="tags"/>
@@ -1604,7 +1604,7 @@
           <w:tag w:val="prcntIncText"/>
           <w:id w:val="-1871438445"/>
           <w:placeholder>
-            <w:docPart w:val="DefaultPlaceholder_-1854013440"/>
+            <w:docPart w:val="764872820C1F436E94C0FB6D4A763425"/>
           </w:placeholder>
           <w:showingPlcHdr/>
           <w15:appearance w15:val="tags"/>
@@ -1671,7 +1671,7 @@
           <w:tag w:val="minRltGrn"/>
           <w:id w:val="997854033"/>
           <w:placeholder>
-            <w:docPart w:val="DefaultPlaceholder_-1854013440"/>
+            <w:docPart w:val="875A895B26624604A3CF575C6F5B8624"/>
           </w:placeholder>
           <w:showingPlcHdr/>
           <w15:appearance w15:val="tags"/>
@@ -1726,7 +1726,7 @@
           <w:tag w:val="minRltGrnText"/>
           <w:id w:val="392860225"/>
           <w:placeholder>
-            <w:docPart w:val="DefaultPlaceholder_-1854013440"/>
+            <w:docPart w:val="5AF90087F8CC4EFA85DA9A112963A2A4"/>
           </w:placeholder>
           <w:showingPlcHdr/>
           <w15:appearance w15:val="tags"/>
@@ -1770,7 +1770,7 @@
           <w:tag w:val="minRltKop"/>
           <w:id w:val="-153914438"/>
           <w:placeholder>
-            <w:docPart w:val="DefaultPlaceholder_-1854013440"/>
+            <w:docPart w:val="41DE42B24938496DB5C2B794321A8605"/>
           </w:placeholder>
           <w:showingPlcHdr/>
           <w15:appearance w15:val="tags"/>
@@ -1793,8 +1793,6 @@
         </w:rPr>
         <w:t xml:space="preserve"> </w:t>
       </w:r>
-      <w:bookmarkStart w:id="9" w:name="_GoBack"/>
-      <w:bookmarkEnd w:id="9"/>
       <w:r>
         <w:rPr>
           <w:sz w:val="18"/>
@@ -1842,7 +1840,7 @@
           <w:tag w:val="rltPayPeriod"/>
           <w:id w:val="1843741363"/>
           <w:placeholder>
-            <w:docPart w:val="DefaultPlaceholder_-1854013440"/>
+            <w:docPart w:val="F0D7C4EA1AF945E9A0245F8A924B9C66"/>
           </w:placeholder>
           <w:showingPlcHdr/>
           <w15:appearance w15:val="tags"/>
@@ -2115,7 +2113,7 @@
         </w:rPr>
         <w:t>2.5. Користувач зобов’язується вести точний облік творів та їх авторів і не пізніше 20-ого числа після закінчення кожного</w:t>
       </w:r>
-      <w:bookmarkStart w:id="10" w:name="_Hlk516488927"/>
+      <w:bookmarkStart w:id="9" w:name="_Hlk516488927"/>
       <w:sdt>
         <w:sdtPr>
           <w:rPr>
@@ -2126,7 +2124,7 @@
           <w:tag w:val="rltPayPeriod2"/>
           <w:id w:val="754705270"/>
           <w:placeholder>
-            <w:docPart w:val="DefaultPlaceholder_-1854013440"/>
+            <w:docPart w:val="1928BF2532864523AC4A8D22FEAE1F5F"/>
           </w:placeholder>
           <w:showingPlcHdr/>
           <w15:appearance w15:val="tags"/>
@@ -2147,7 +2145,7 @@
           </w:r>
         </w:sdtContent>
       </w:sdt>
-      <w:bookmarkEnd w:id="10"/>
+      <w:bookmarkEnd w:id="9"/>
       <w:r>
         <w:rPr>
           <w:b/>
@@ -4201,7 +4199,7 @@
         </w:rPr>
         <w:t xml:space="preserve">о </w:t>
       </w:r>
-      <w:bookmarkStart w:id="11" w:name="_Hlk516488944"/>
+      <w:bookmarkStart w:id="10" w:name="_Hlk516488944"/>
       <w:sdt>
         <w:sdtPr>
           <w:rPr>
@@ -4213,7 +4211,7 @@
           <w:tag w:val="docDateEnd"/>
           <w:id w:val="-1911142162"/>
           <w:placeholder>
-            <w:docPart w:val="DefaultPlaceholder_-1854013440"/>
+            <w:docPart w:val="4EC435F7B26C450399E4A1BD3DB4D357"/>
           </w:placeholder>
           <w:showingPlcHdr/>
           <w15:appearance w15:val="tags"/>
@@ -4230,7 +4228,7 @@
           </w:r>
         </w:sdtContent>
       </w:sdt>
-      <w:bookmarkEnd w:id="11"/>
+      <w:bookmarkEnd w:id="10"/>
       <w:r>
         <w:rPr>
           <w:sz w:val="20"/>
@@ -4262,7 +4260,7 @@
         </w:rPr>
         <w:t xml:space="preserve">жу авторської винагороди за попередній рік на </w:t>
       </w:r>
-      <w:bookmarkStart w:id="12" w:name="_Hlk516488960"/>
+      <w:bookmarkStart w:id="11" w:name="_Hlk516488960"/>
       <w:sdt>
         <w:sdtPr>
           <w:rPr>
@@ -4274,7 +4272,7 @@
           <w:tag w:val="prcntPrl"/>
           <w:id w:val="-979843727"/>
           <w:placeholder>
-            <w:docPart w:val="DefaultPlaceholder_-1854013440"/>
+            <w:docPart w:val="05659A608F58438F8FB2E6B5BD6A8C55"/>
           </w:placeholder>
           <w:showingPlcHdr/>
           <w15:appearance w15:val="tags"/>
@@ -4310,7 +4308,7 @@
           <w:tag w:val="prcntPrlText"/>
           <w:id w:val="67158613"/>
           <w:placeholder>
-            <w:docPart w:val="DefaultPlaceholder_-1854013440"/>
+            <w:docPart w:val="4C8B64D587CB4B249084ABBFD5976805"/>
           </w:placeholder>
           <w:showingPlcHdr/>
           <w15:appearance w15:val="tags"/>
@@ -4334,7 +4332,7 @@
         </w:rPr>
         <w:t>)</w:t>
       </w:r>
-      <w:bookmarkEnd w:id="12"/>
+      <w:bookmarkEnd w:id="11"/>
       <w:r>
         <w:rPr>
           <w:sz w:val="20"/>
@@ -6484,8 +6482,8 @@
                 <w:szCs w:val="18"/>
                 <w:lang w:val="uk-UA"/>
               </w:rPr>
-              <w:alias w:val="СstName"/>
-              <w:tag w:val="СstName"/>
+              <w:alias w:val="CstName"/>
+              <w:tag w:val="CstName"/>
               <w:id w:val="-1228224575"/>
               <w:placeholder>
                 <w:docPart w:val="70D57273BBD643DDB5E52FA4D06CF737"/>
@@ -6559,8 +6557,8 @@
                   <w:szCs w:val="20"/>
                   <w:lang w:val="uk-UA"/>
                 </w:rPr>
-                <w:alias w:val="СstLegalAddress"/>
-                <w:tag w:val="СstLegalAddress"/>
+                <w:alias w:val="CstLegalAddress"/>
+                <w:tag w:val="CstLegalAddress"/>
                 <w:id w:val="-1123232262"/>
                 <w:placeholder>
                   <w:docPart w:val="70D57273BBD643DDB5E52FA4D06CF737"/>
@@ -6608,8 +6606,8 @@
                   <w:szCs w:val="20"/>
                   <w:lang w:val="uk-UA"/>
                 </w:rPr>
-                <w:alias w:val="СstResidentialAddress"/>
-                <w:tag w:val="СstResidentialAddress"/>
+                <w:alias w:val="CstResidentialAddress"/>
+                <w:tag w:val="CstResidentialAddress"/>
                 <w:id w:val="913060054"/>
                 <w:placeholder>
                   <w:docPart w:val="70D57273BBD643DDB5E52FA4D06CF737"/>
@@ -6660,8 +6658,8 @@
                   <w:szCs w:val="18"/>
                   <w:lang w:val="uk-UA"/>
                 </w:rPr>
-                <w:alias w:val="СstCorrespAddress"/>
-                <w:tag w:val="СstCorrespAddress"/>
+                <w:alias w:val="CstCorrespAddress"/>
+                <w:tag w:val="CstCorrespAddress"/>
                 <w:id w:val="-1538501407"/>
                 <w:placeholder>
                   <w:docPart w:val="70D57273BBD643DDB5E52FA4D06CF737"/>
@@ -6744,8 +6742,8 @@
                   <w:szCs w:val="18"/>
                   <w:lang w:val="uk-UA"/>
                 </w:rPr>
-                <w:alias w:val="СstEDRPOU"/>
-                <w:tag w:val="СstEDRPOU"/>
+                <w:alias w:val="CstEDRPOU"/>
+                <w:tag w:val="CstEDRPOU"/>
                 <w:id w:val="2021500084"/>
                 <w:placeholder>
                   <w:docPart w:val="70D57273BBD643DDB5E52FA4D06CF737"/>
@@ -6795,8 +6793,8 @@
                   <w:szCs w:val="18"/>
                   <w:lang w:val="uk-UA"/>
                 </w:rPr>
-                <w:alias w:val="СstBankName"/>
-                <w:tag w:val="СstBankName"/>
+                <w:alias w:val="CstBankName"/>
+                <w:tag w:val="CstBankName"/>
                 <w:id w:val="-607960347"/>
                 <w:placeholder>
                   <w:docPart w:val="70D57273BBD643DDB5E52FA4D06CF737"/>
@@ -6846,8 +6844,8 @@
                   <w:szCs w:val="18"/>
                   <w:lang w:val="uk-UA"/>
                 </w:rPr>
-                <w:alias w:val="СstBankMFO"/>
-                <w:tag w:val="СstBankMFO"/>
+                <w:alias w:val="CstBankMFO"/>
+                <w:tag w:val="CstBankMFO"/>
                 <w:id w:val="598061086"/>
                 <w:placeholder>
                   <w:docPart w:val="70D57273BBD643DDB5E52FA4D06CF737"/>
@@ -6907,8 +6905,8 @@
                   <w:szCs w:val="20"/>
                   <w:lang w:val="uk-UA"/>
                 </w:rPr>
-                <w:alias w:val="СstAcc"/>
-                <w:tag w:val="СstAcc"/>
+                <w:alias w:val="CstAcc"/>
+                <w:tag w:val="CstAcc"/>
                 <w:id w:val="-1767922333"/>
                 <w:placeholder>
                   <w:docPart w:val="FCB0BA9D0E5B4E7492F4DA3D8F2241CE"/>
@@ -6967,8 +6965,8 @@
                   <w:szCs w:val="20"/>
                   <w:lang w:val="uk-UA"/>
                 </w:rPr>
-                <w:alias w:val="СstRegNumber"/>
-                <w:tag w:val="СstRegNumber"/>
+                <w:alias w:val="CstRegNumber"/>
+                <w:tag w:val="CstRegNumber"/>
                 <w:id w:val="-1794891208"/>
                 <w:placeholder>
                   <w:docPart w:val="240A4107D8E74F6E9E03B73C4152D443"/>
@@ -7014,8 +7012,8 @@
                   <w:szCs w:val="16"/>
                   <w:lang w:val="uk-UA"/>
                 </w:rPr>
-                <w:alias w:val="СstRegData"/>
-                <w:tag w:val="СstRegData"/>
+                <w:alias w:val="CstRegData"/>
+                <w:tag w:val="CstRegData"/>
                 <w:id w:val="1267500302"/>
                 <w:placeholder>
                   <w:docPart w:val="240A4107D8E74F6E9E03B73C4152D443"/>
@@ -7029,6 +7027,7 @@
                 <w:r>
                   <w:rPr>
                     <w:rStyle w:val="af2"/>
+                    <w:lang w:val="uk-UA"/>
                   </w:rPr>
                   <w:t>Место для ввода текста.</w:t>
                 </w:r>
@@ -7096,8 +7095,8 @@
                   <w:szCs w:val="20"/>
                   <w:lang w:val="uk-UA"/>
                 </w:rPr>
-                <w:alias w:val="СstVAT"/>
-                <w:tag w:val="СstVAT"/>
+                <w:alias w:val="CstVAT"/>
+                <w:tag w:val="CstVAT"/>
                 <w:id w:val="1483039334"/>
                 <w:placeholder>
                   <w:docPart w:val="240A4107D8E74F6E9E03B73C4152D443"/>
@@ -7111,6 +7110,7 @@
                 <w:r>
                   <w:rPr>
                     <w:rStyle w:val="af2"/>
+                    <w:lang w:val="uk-UA"/>
                   </w:rPr>
                   <w:t>Место для ввода текста.</w:t>
                 </w:r>
@@ -7157,8 +7157,8 @@
                   <w:szCs w:val="20"/>
                   <w:lang w:val="uk-UA"/>
                 </w:rPr>
-                <w:alias w:val="СstVATType"/>
-                <w:tag w:val="СstVATType"/>
+                <w:alias w:val="CstVATType"/>
+                <w:tag w:val="CstVATType"/>
                 <w:id w:val="25303977"/>
                 <w:placeholder>
                   <w:docPart w:val="240A4107D8E74F6E9E03B73C4152D443"/>
@@ -7172,6 +7172,7 @@
                 <w:r>
                   <w:rPr>
                     <w:rStyle w:val="af2"/>
+                    <w:lang w:val="uk-UA"/>
                   </w:rPr>
                   <w:t>Место для ввода текста.</w:t>
                 </w:r>
@@ -7289,6 +7290,7 @@
                 <w:r>
                   <w:rPr>
                     <w:rStyle w:val="af2"/>
+                    <w:lang w:val="uk-UA"/>
                   </w:rPr>
                   <w:t>Место для ввода текста.</w:t>
                 </w:r>
@@ -20248,32 +20250,6 @@
   <w:docParts>
     <w:docPart>
       <w:docPartPr>
-        <w:name w:val="DefaultPlaceholder_-1854013440"/>
-        <w:category>
-          <w:name w:val="Общие"/>
-          <w:gallery w:val="placeholder"/>
-        </w:category>
-        <w:types>
-          <w:type w:val="bbPlcHdr"/>
-        </w:types>
-        <w:behaviors>
-          <w:behavior w:val="content"/>
-        </w:behaviors>
-        <w:guid w:val="{2C0AB029-27C9-4221-9E23-EDF82200EA62}"/>
-      </w:docPartPr>
-      <w:docPartBody>
-        <w:p>
-          <w:r>
-            <w:rPr>
-              <w:rStyle w:val="a3"/>
-            </w:rPr>
-            <w:t>Место для ввода текста.</w:t>
-          </w:r>
-        </w:p>
-      </w:docPartBody>
-    </w:docPart>
-    <w:docPart>
-      <w:docPartPr>
         <w:name w:val="DefaultPlaceholder_-1854013437"/>
         <w:category>
           <w:name w:val="Общие"/>
@@ -20316,7 +20292,7 @@
       <w:docPartBody>
         <w:p>
           <w:pPr>
-            <w:pStyle w:val="70D57273BBD643DDB5E52FA4D06CF737"/>
+            <w:pStyle w:val="70D57273BBD643DDB5E52FA4D06CF7371"/>
           </w:pPr>
           <w:r>
             <w:rPr>
@@ -20345,7 +20321,7 @@
       <w:docPartBody>
         <w:p>
           <w:pPr>
-            <w:pStyle w:val="FCB0BA9D0E5B4E7492F4DA3D8F2241CE"/>
+            <w:pStyle w:val="FCB0BA9D0E5B4E7492F4DA3D8F2241CE1"/>
           </w:pPr>
           <w:r>
             <w:rPr>
@@ -20374,11 +20350,12 @@
       <w:docPartBody>
         <w:p>
           <w:pPr>
-            <w:pStyle w:val="240A4107D8E74F6E9E03B73C4152D443"/>
+            <w:pStyle w:val="240A4107D8E74F6E9E03B73C4152D4431"/>
           </w:pPr>
           <w:r>
             <w:rPr>
               <w:rStyle w:val="a3"/>
+              <w:lang w:val="uk-UA"/>
             </w:rPr>
             <w:t>Место для ввода текста.</w:t>
           </w:r>
@@ -20403,11 +20380,480 @@
       <w:docPartBody>
         <w:p>
           <w:pPr>
-            <w:pStyle w:val="1B6D175B40B74678AA07A50E8239B385"/>
+            <w:pStyle w:val="1B6D175B40B74678AA07A50E8239B3851"/>
           </w:pPr>
           <w:r>
             <w:rPr>
               <w:rStyle w:val="a3"/>
+            </w:rPr>
+            <w:t>Место для ввода текста.</w:t>
+          </w:r>
+        </w:p>
+      </w:docPartBody>
+    </w:docPart>
+    <w:docPart>
+      <w:docPartPr>
+        <w:name w:val="4C16CBBCBCDB4CB58247E2988903D148"/>
+        <w:category>
+          <w:name w:val="Общие"/>
+          <w:gallery w:val="placeholder"/>
+        </w:category>
+        <w:types>
+          <w:type w:val="bbPlcHdr"/>
+        </w:types>
+        <w:behaviors>
+          <w:behavior w:val="content"/>
+        </w:behaviors>
+        <w:guid w:val="{FFA2A9BE-895E-4971-B826-1E12221ACF09}"/>
+      </w:docPartPr>
+      <w:docPartBody>
+        <w:p>
+          <w:pPr>
+            <w:pStyle w:val="4C16CBBCBCDB4CB58247E2988903D148"/>
+          </w:pPr>
+          <w:r>
+            <w:rPr>
+              <w:rStyle w:val="a3"/>
+            </w:rPr>
+            <w:t>Место для ввода текста.</w:t>
+          </w:r>
+        </w:p>
+      </w:docPartBody>
+    </w:docPart>
+    <w:docPart>
+      <w:docPartPr>
+        <w:name w:val="7B01CBBC2260491B9DEA8D70CBFC13D1"/>
+        <w:category>
+          <w:name w:val="Общие"/>
+          <w:gallery w:val="placeholder"/>
+        </w:category>
+        <w:types>
+          <w:type w:val="bbPlcHdr"/>
+        </w:types>
+        <w:behaviors>
+          <w:behavior w:val="content"/>
+        </w:behaviors>
+        <w:guid w:val="{5ACAB0F3-E08D-465F-8157-6FE8A0E83079}"/>
+      </w:docPartPr>
+      <w:docPartBody>
+        <w:p>
+          <w:pPr>
+            <w:pStyle w:val="7B01CBBC2260491B9DEA8D70CBFC13D1"/>
+          </w:pPr>
+          <w:r>
+            <w:rPr>
+              <w:rStyle w:val="a3"/>
+            </w:rPr>
+            <w:t>Место для ввода текста.</w:t>
+          </w:r>
+        </w:p>
+      </w:docPartBody>
+    </w:docPart>
+    <w:docPart>
+      <w:docPartPr>
+        <w:name w:val="0349D54D52C54121B9B73DE831B8101E"/>
+        <w:category>
+          <w:name w:val="Общие"/>
+          <w:gallery w:val="placeholder"/>
+        </w:category>
+        <w:types>
+          <w:type w:val="bbPlcHdr"/>
+        </w:types>
+        <w:behaviors>
+          <w:behavior w:val="content"/>
+        </w:behaviors>
+        <w:guid w:val="{B06206EC-E75C-4789-8C3F-3EC7F6087027}"/>
+      </w:docPartPr>
+      <w:docPartBody>
+        <w:p>
+          <w:pPr>
+            <w:pStyle w:val="0349D54D52C54121B9B73DE831B8101E"/>
+          </w:pPr>
+          <w:r>
+            <w:rPr>
+              <w:rStyle w:val="a3"/>
+            </w:rPr>
+            <w:t>Место для ввода текста.</w:t>
+          </w:r>
+        </w:p>
+      </w:docPartBody>
+    </w:docPart>
+    <w:docPart>
+      <w:docPartPr>
+        <w:name w:val="52417CCFD8434056A8DDFE4B18EDFFB1"/>
+        <w:category>
+          <w:name w:val="Общие"/>
+          <w:gallery w:val="placeholder"/>
+        </w:category>
+        <w:types>
+          <w:type w:val="bbPlcHdr"/>
+        </w:types>
+        <w:behaviors>
+          <w:behavior w:val="content"/>
+        </w:behaviors>
+        <w:guid w:val="{01098650-01EB-4C9D-AD58-1D897D4C8540}"/>
+      </w:docPartPr>
+      <w:docPartBody>
+        <w:p>
+          <w:pPr>
+            <w:pStyle w:val="52417CCFD8434056A8DDFE4B18EDFFB1"/>
+          </w:pPr>
+          <w:r>
+            <w:rPr>
+              <w:rStyle w:val="a3"/>
+            </w:rPr>
+            <w:t>Место для ввода текста.</w:t>
+          </w:r>
+        </w:p>
+      </w:docPartBody>
+    </w:docPart>
+    <w:docPart>
+      <w:docPartPr>
+        <w:name w:val="916A7E867A0C4184A69BEDD236071507"/>
+        <w:category>
+          <w:name w:val="Общие"/>
+          <w:gallery w:val="placeholder"/>
+        </w:category>
+        <w:types>
+          <w:type w:val="bbPlcHdr"/>
+        </w:types>
+        <w:behaviors>
+          <w:behavior w:val="content"/>
+        </w:behaviors>
+        <w:guid w:val="{0E713BF3-9CB5-4EBF-8C5C-0A4DDD17FD38}"/>
+      </w:docPartPr>
+      <w:docPartBody>
+        <w:p>
+          <w:pPr>
+            <w:pStyle w:val="916A7E867A0C4184A69BEDD236071507"/>
+          </w:pPr>
+          <w:r>
+            <w:rPr>
+              <w:rStyle w:val="a3"/>
+              <w:lang w:val="uk-UA"/>
+            </w:rPr>
+            <w:t>Место для ввода текста.</w:t>
+          </w:r>
+        </w:p>
+      </w:docPartBody>
+    </w:docPart>
+    <w:docPart>
+      <w:docPartPr>
+        <w:name w:val="F11416BAAD3B4583A66C66351913C970"/>
+        <w:category>
+          <w:name w:val="Общие"/>
+          <w:gallery w:val="placeholder"/>
+        </w:category>
+        <w:types>
+          <w:type w:val="bbPlcHdr"/>
+        </w:types>
+        <w:behaviors>
+          <w:behavior w:val="content"/>
+        </w:behaviors>
+        <w:guid w:val="{CA1ACB72-E423-467C-BBB6-C6FA1AFC868E}"/>
+      </w:docPartPr>
+      <w:docPartBody>
+        <w:p>
+          <w:pPr>
+            <w:pStyle w:val="F11416BAAD3B4583A66C66351913C970"/>
+          </w:pPr>
+          <w:r>
+            <w:rPr>
+              <w:rStyle w:val="a3"/>
+            </w:rPr>
+            <w:t>Место для ввода текста.</w:t>
+          </w:r>
+        </w:p>
+      </w:docPartBody>
+    </w:docPart>
+    <w:docPart>
+      <w:docPartPr>
+        <w:name w:val="E5C6235857654E339197370E92BB5018"/>
+        <w:category>
+          <w:name w:val="Общие"/>
+          <w:gallery w:val="placeholder"/>
+        </w:category>
+        <w:types>
+          <w:type w:val="bbPlcHdr"/>
+        </w:types>
+        <w:behaviors>
+          <w:behavior w:val="content"/>
+        </w:behaviors>
+        <w:guid w:val="{33050192-3E47-4552-BED7-6E06728095C5}"/>
+      </w:docPartPr>
+      <w:docPartBody>
+        <w:p>
+          <w:pPr>
+            <w:pStyle w:val="E5C6235857654E339197370E92BB5018"/>
+          </w:pPr>
+          <w:r>
+            <w:rPr>
+              <w:rStyle w:val="a3"/>
+            </w:rPr>
+            <w:t>Место для ввода текста.</w:t>
+          </w:r>
+        </w:p>
+      </w:docPartBody>
+    </w:docPart>
+    <w:docPart>
+      <w:docPartPr>
+        <w:name w:val="764872820C1F436E94C0FB6D4A763425"/>
+        <w:category>
+          <w:name w:val="Общие"/>
+          <w:gallery w:val="placeholder"/>
+        </w:category>
+        <w:types>
+          <w:type w:val="bbPlcHdr"/>
+        </w:types>
+        <w:behaviors>
+          <w:behavior w:val="content"/>
+        </w:behaviors>
+        <w:guid w:val="{E45A5107-18C8-4FC3-97BA-7F09DBB14D22}"/>
+      </w:docPartPr>
+      <w:docPartBody>
+        <w:p>
+          <w:pPr>
+            <w:pStyle w:val="764872820C1F436E94C0FB6D4A763425"/>
+          </w:pPr>
+          <w:r>
+            <w:rPr>
+              <w:rStyle w:val="a3"/>
+            </w:rPr>
+            <w:t>Место для ввода текста.</w:t>
+          </w:r>
+        </w:p>
+      </w:docPartBody>
+    </w:docPart>
+    <w:docPart>
+      <w:docPartPr>
+        <w:name w:val="875A895B26624604A3CF575C6F5B8624"/>
+        <w:category>
+          <w:name w:val="Общие"/>
+          <w:gallery w:val="placeholder"/>
+        </w:category>
+        <w:types>
+          <w:type w:val="bbPlcHdr"/>
+        </w:types>
+        <w:behaviors>
+          <w:behavior w:val="content"/>
+        </w:behaviors>
+        <w:guid w:val="{E2E799E5-030F-499F-BDB3-2E0DEED1E21E}"/>
+      </w:docPartPr>
+      <w:docPartBody>
+        <w:p>
+          <w:pPr>
+            <w:pStyle w:val="875A895B26624604A3CF575C6F5B8624"/>
+          </w:pPr>
+          <w:r>
+            <w:rPr>
+              <w:rStyle w:val="a3"/>
+            </w:rPr>
+            <w:t>Место для ввода текста.</w:t>
+          </w:r>
+        </w:p>
+      </w:docPartBody>
+    </w:docPart>
+    <w:docPart>
+      <w:docPartPr>
+        <w:name w:val="5AF90087F8CC4EFA85DA9A112963A2A4"/>
+        <w:category>
+          <w:name w:val="Общие"/>
+          <w:gallery w:val="placeholder"/>
+        </w:category>
+        <w:types>
+          <w:type w:val="bbPlcHdr"/>
+        </w:types>
+        <w:behaviors>
+          <w:behavior w:val="content"/>
+        </w:behaviors>
+        <w:guid w:val="{C2BE9579-47F0-45A0-A7E2-B5AF4FD16052}"/>
+      </w:docPartPr>
+      <w:docPartBody>
+        <w:p>
+          <w:pPr>
+            <w:pStyle w:val="5AF90087F8CC4EFA85DA9A112963A2A4"/>
+          </w:pPr>
+          <w:r>
+            <w:rPr>
+              <w:rStyle w:val="a3"/>
+            </w:rPr>
+            <w:t>Место для ввода текста.</w:t>
+          </w:r>
+        </w:p>
+      </w:docPartBody>
+    </w:docPart>
+    <w:docPart>
+      <w:docPartPr>
+        <w:name w:val="41DE42B24938496DB5C2B794321A8605"/>
+        <w:category>
+          <w:name w:val="Общие"/>
+          <w:gallery w:val="placeholder"/>
+        </w:category>
+        <w:types>
+          <w:type w:val="bbPlcHdr"/>
+        </w:types>
+        <w:behaviors>
+          <w:behavior w:val="content"/>
+        </w:behaviors>
+        <w:guid w:val="{F2967F48-D0A0-4B46-978C-12963A224338}"/>
+      </w:docPartPr>
+      <w:docPartBody>
+        <w:p>
+          <w:pPr>
+            <w:pStyle w:val="41DE42B24938496DB5C2B794321A8605"/>
+          </w:pPr>
+          <w:r>
+            <w:rPr>
+              <w:rStyle w:val="a3"/>
+            </w:rPr>
+            <w:t>Место для ввода текста.</w:t>
+          </w:r>
+        </w:p>
+      </w:docPartBody>
+    </w:docPart>
+    <w:docPart>
+      <w:docPartPr>
+        <w:name w:val="F0D7C4EA1AF945E9A0245F8A924B9C66"/>
+        <w:category>
+          <w:name w:val="Общие"/>
+          <w:gallery w:val="placeholder"/>
+        </w:category>
+        <w:types>
+          <w:type w:val="bbPlcHdr"/>
+        </w:types>
+        <w:behaviors>
+          <w:behavior w:val="content"/>
+        </w:behaviors>
+        <w:guid w:val="{5F6EF6F8-1F00-4FD8-80CE-B2C6FB78E452}"/>
+      </w:docPartPr>
+      <w:docPartBody>
+        <w:p>
+          <w:pPr>
+            <w:pStyle w:val="F0D7C4EA1AF945E9A0245F8A924B9C66"/>
+          </w:pPr>
+          <w:r>
+            <w:rPr>
+              <w:rStyle w:val="a3"/>
+            </w:rPr>
+            <w:t>Место для ввода текста.</w:t>
+          </w:r>
+        </w:p>
+      </w:docPartBody>
+    </w:docPart>
+    <w:docPart>
+      <w:docPartPr>
+        <w:name w:val="1928BF2532864523AC4A8D22FEAE1F5F"/>
+        <w:category>
+          <w:name w:val="Общие"/>
+          <w:gallery w:val="placeholder"/>
+        </w:category>
+        <w:types>
+          <w:type w:val="bbPlcHdr"/>
+        </w:types>
+        <w:behaviors>
+          <w:behavior w:val="content"/>
+        </w:behaviors>
+        <w:guid w:val="{032B560D-6061-4683-940B-4A45CE1221C9}"/>
+      </w:docPartPr>
+      <w:docPartBody>
+        <w:p>
+          <w:pPr>
+            <w:pStyle w:val="1928BF2532864523AC4A8D22FEAE1F5F"/>
+          </w:pPr>
+          <w:r>
+            <w:rPr>
+              <w:rStyle w:val="a3"/>
+              <w:b/>
+            </w:rPr>
+            <w:t>Место для ввода текста.</w:t>
+          </w:r>
+        </w:p>
+      </w:docPartBody>
+    </w:docPart>
+    <w:docPart>
+      <w:docPartPr>
+        <w:name w:val="4EC435F7B26C450399E4A1BD3DB4D357"/>
+        <w:category>
+          <w:name w:val="Общие"/>
+          <w:gallery w:val="placeholder"/>
+        </w:category>
+        <w:types>
+          <w:type w:val="bbPlcHdr"/>
+        </w:types>
+        <w:behaviors>
+          <w:behavior w:val="content"/>
+        </w:behaviors>
+        <w:guid w:val="{269A94AD-1C91-4768-A032-380BBBA02D2D}"/>
+      </w:docPartPr>
+      <w:docPartBody>
+        <w:p>
+          <w:pPr>
+            <w:pStyle w:val="4EC435F7B26C450399E4A1BD3DB4D357"/>
+          </w:pPr>
+          <w:r>
+            <w:rPr>
+              <w:rStyle w:val="a3"/>
+              <w:b/>
+            </w:rPr>
+            <w:t>Место для ввода текста.</w:t>
+          </w:r>
+        </w:p>
+      </w:docPartBody>
+    </w:docPart>
+    <w:docPart>
+      <w:docPartPr>
+        <w:name w:val="05659A608F58438F8FB2E6B5BD6A8C55"/>
+        <w:category>
+          <w:name w:val="Общие"/>
+          <w:gallery w:val="placeholder"/>
+        </w:category>
+        <w:types>
+          <w:type w:val="bbPlcHdr"/>
+        </w:types>
+        <w:behaviors>
+          <w:behavior w:val="content"/>
+        </w:behaviors>
+        <w:guid w:val="{A1934D54-DB9C-4331-818C-0E6F6A5D082D}"/>
+      </w:docPartPr>
+      <w:docPartBody>
+        <w:p>
+          <w:pPr>
+            <w:pStyle w:val="05659A608F58438F8FB2E6B5BD6A8C55"/>
+          </w:pPr>
+          <w:r>
+            <w:rPr>
+              <w:rStyle w:val="a3"/>
+              <w:b/>
+            </w:rPr>
+            <w:t>Место для ввода текста.</w:t>
+          </w:r>
+        </w:p>
+      </w:docPartBody>
+    </w:docPart>
+    <w:docPart>
+      <w:docPartPr>
+        <w:name w:val="4C8B64D587CB4B249084ABBFD5976805"/>
+        <w:category>
+          <w:name w:val="Общие"/>
+          <w:gallery w:val="placeholder"/>
+        </w:category>
+        <w:types>
+          <w:type w:val="bbPlcHdr"/>
+        </w:types>
+        <w:behaviors>
+          <w:behavior w:val="content"/>
+        </w:behaviors>
+        <w:guid w:val="{D7349A1C-BC50-4314-BAFA-24D80192CE73}"/>
+      </w:docPartPr>
+      <w:docPartBody>
+        <w:p>
+          <w:pPr>
+            <w:pStyle w:val="4C8B64D587CB4B249084ABBFD5976805"/>
+          </w:pPr>
+          <w:r>
+            <w:rPr>
+              <w:rStyle w:val="a3"/>
+              <w:b/>
             </w:rPr>
             <w:t>Место для ввода текста.</w:t>
           </w:r>
@@ -20461,14 +20907,14 @@
     <w:charset w:val="CC"/>
     <w:family w:val="swiss"/>
     <w:pitch w:val="variable"/>
-    <w:sig w:usb0="E0002EFF" w:usb1="C000785B" w:usb2="00000009" w:usb3="00000000" w:csb0="000001FF" w:csb1="00000000"/>
+    <w:sig w:usb0="E0002AFF" w:usb1="C0007843" w:usb2="00000009" w:usb3="00000000" w:csb0="000001FF" w:csb1="00000000"/>
   </w:font>
   <w:font w:name="Calibri">
     <w:panose1 w:val="020F0502020204030204"/>
     <w:charset w:val="CC"/>
     <w:family w:val="swiss"/>
     <w:pitch w:val="variable"/>
-    <w:sig w:usb0="E0002AFF" w:usb1="C000247B" w:usb2="00000009" w:usb3="00000000" w:csb0="000001FF" w:csb1="00000000"/>
+    <w:sig w:usb0="E0002AFF" w:usb1="4000ACFF" w:usb2="00000001" w:usb3="00000000" w:csb0="000001FF" w:csb1="00000000"/>
   </w:font>
   <w:font w:name="Arial Narrow">
     <w:panose1 w:val="020B0606020202030204"/>
@@ -20510,8 +20956,10 @@
   </w:compat>
   <w:rsids>
     <w:rsidRoot w:val="00BD39AA"/>
+    <w:rsid w:val="003451F0"/>
     <w:rsid w:val="00566A84"/>
     <w:rsid w:val="005F017A"/>
+    <w:rsid w:val="006C71BE"/>
     <w:rsid w:val="0085090D"/>
     <w:rsid w:val="0099792B"/>
     <w:rsid w:val="00B56382"/>
@@ -20970,7 +21418,7 @@
     <w:basedOn w:val="a0"/>
     <w:uiPriority w:val="99"/>
     <w:semiHidden/>
-    <w:rsid w:val="00BD39AA"/>
+    <w:rsid w:val="006C71BE"/>
     <w:rPr>
       <w:color w:val="808080"/>
     </w:rPr>
@@ -20990,6 +21438,390 @@
   <w:style w:type="paragraph" w:customStyle="1" w:styleId="1B6D175B40B74678AA07A50E8239B385">
     <w:name w:val="1B6D175B40B74678AA07A50E8239B385"/>
     <w:rsid w:val="00BD39AA"/>
+  </w:style>
+  <w:style w:type="paragraph" w:customStyle="1" w:styleId="4C16CBBCBCDB4CB58247E2988903D148">
+    <w:name w:val="4C16CBBCBCDB4CB58247E2988903D148"/>
+    <w:rsid w:val="006C71BE"/>
+    <w:pPr>
+      <w:overflowPunct w:val="0"/>
+      <w:autoSpaceDE w:val="0"/>
+      <w:autoSpaceDN w:val="0"/>
+      <w:adjustRightInd w:val="0"/>
+      <w:spacing w:after="0" w:line="240" w:lineRule="auto"/>
+      <w:textAlignment w:val="baseline"/>
+    </w:pPr>
+    <w:rPr>
+      <w:rFonts w:ascii="Times New Roman" w:eastAsia="MS Mincho" w:hAnsi="Times New Roman" w:cs="Times New Roman"/>
+      <w:b/>
+      <w:bCs/>
+      <w:sz w:val="28"/>
+      <w:szCs w:val="28"/>
+    </w:rPr>
+  </w:style>
+  <w:style w:type="paragraph" w:customStyle="1" w:styleId="7B01CBBC2260491B9DEA8D70CBFC13D1">
+    <w:name w:val="7B01CBBC2260491B9DEA8D70CBFC13D1"/>
+    <w:rsid w:val="006C71BE"/>
+    <w:pPr>
+      <w:overflowPunct w:val="0"/>
+      <w:autoSpaceDE w:val="0"/>
+      <w:autoSpaceDN w:val="0"/>
+      <w:adjustRightInd w:val="0"/>
+      <w:spacing w:after="0" w:line="240" w:lineRule="auto"/>
+      <w:textAlignment w:val="baseline"/>
+    </w:pPr>
+    <w:rPr>
+      <w:rFonts w:ascii="Times New Roman" w:eastAsia="MS Mincho" w:hAnsi="Times New Roman" w:cs="Times New Roman"/>
+      <w:b/>
+      <w:bCs/>
+      <w:sz w:val="28"/>
+      <w:szCs w:val="28"/>
+    </w:rPr>
+  </w:style>
+  <w:style w:type="paragraph" w:customStyle="1" w:styleId="0349D54D52C54121B9B73DE831B8101E">
+    <w:name w:val="0349D54D52C54121B9B73DE831B8101E"/>
+    <w:rsid w:val="006C71BE"/>
+    <w:pPr>
+      <w:overflowPunct w:val="0"/>
+      <w:autoSpaceDE w:val="0"/>
+      <w:autoSpaceDN w:val="0"/>
+      <w:adjustRightInd w:val="0"/>
+      <w:spacing w:after="0" w:line="240" w:lineRule="auto"/>
+      <w:textAlignment w:val="baseline"/>
+    </w:pPr>
+    <w:rPr>
+      <w:rFonts w:ascii="Times New Roman" w:eastAsia="MS Mincho" w:hAnsi="Times New Roman" w:cs="Times New Roman"/>
+      <w:b/>
+      <w:bCs/>
+      <w:sz w:val="28"/>
+      <w:szCs w:val="28"/>
+    </w:rPr>
+  </w:style>
+  <w:style w:type="paragraph" w:customStyle="1" w:styleId="52417CCFD8434056A8DDFE4B18EDFFB1">
+    <w:name w:val="52417CCFD8434056A8DDFE4B18EDFFB1"/>
+    <w:rsid w:val="006C71BE"/>
+    <w:pPr>
+      <w:overflowPunct w:val="0"/>
+      <w:autoSpaceDE w:val="0"/>
+      <w:autoSpaceDN w:val="0"/>
+      <w:adjustRightInd w:val="0"/>
+      <w:spacing w:after="0" w:line="240" w:lineRule="auto"/>
+      <w:textAlignment w:val="baseline"/>
+    </w:pPr>
+    <w:rPr>
+      <w:rFonts w:ascii="Times New Roman" w:eastAsia="MS Mincho" w:hAnsi="Times New Roman" w:cs="Times New Roman"/>
+      <w:b/>
+      <w:bCs/>
+      <w:sz w:val="28"/>
+      <w:szCs w:val="28"/>
+    </w:rPr>
+  </w:style>
+  <w:style w:type="paragraph" w:customStyle="1" w:styleId="916A7E867A0C4184A69BEDD236071507">
+    <w:name w:val="916A7E867A0C4184A69BEDD236071507"/>
+    <w:rsid w:val="006C71BE"/>
+    <w:pPr>
+      <w:overflowPunct w:val="0"/>
+      <w:autoSpaceDE w:val="0"/>
+      <w:autoSpaceDN w:val="0"/>
+      <w:adjustRightInd w:val="0"/>
+      <w:spacing w:after="0" w:line="240" w:lineRule="auto"/>
+      <w:textAlignment w:val="baseline"/>
+    </w:pPr>
+    <w:rPr>
+      <w:rFonts w:ascii="Times New Roman" w:eastAsia="MS Mincho" w:hAnsi="Times New Roman" w:cs="Times New Roman"/>
+      <w:b/>
+      <w:bCs/>
+      <w:sz w:val="28"/>
+      <w:szCs w:val="28"/>
+    </w:rPr>
+  </w:style>
+  <w:style w:type="paragraph" w:customStyle="1" w:styleId="F11416BAAD3B4583A66C66351913C970">
+    <w:name w:val="F11416BAAD3B4583A66C66351913C970"/>
+    <w:rsid w:val="006C71BE"/>
+    <w:pPr>
+      <w:overflowPunct w:val="0"/>
+      <w:autoSpaceDE w:val="0"/>
+      <w:autoSpaceDN w:val="0"/>
+      <w:adjustRightInd w:val="0"/>
+      <w:spacing w:after="0" w:line="240" w:lineRule="auto"/>
+      <w:textAlignment w:val="baseline"/>
+    </w:pPr>
+    <w:rPr>
+      <w:rFonts w:ascii="Times New Roman" w:eastAsia="MS Mincho" w:hAnsi="Times New Roman" w:cs="Times New Roman"/>
+      <w:b/>
+      <w:bCs/>
+      <w:sz w:val="28"/>
+      <w:szCs w:val="28"/>
+    </w:rPr>
+  </w:style>
+  <w:style w:type="paragraph" w:customStyle="1" w:styleId="E5C6235857654E339197370E92BB5018">
+    <w:name w:val="E5C6235857654E339197370E92BB5018"/>
+    <w:rsid w:val="006C71BE"/>
+    <w:pPr>
+      <w:overflowPunct w:val="0"/>
+      <w:autoSpaceDE w:val="0"/>
+      <w:autoSpaceDN w:val="0"/>
+      <w:adjustRightInd w:val="0"/>
+      <w:spacing w:after="0" w:line="240" w:lineRule="auto"/>
+      <w:textAlignment w:val="baseline"/>
+    </w:pPr>
+    <w:rPr>
+      <w:rFonts w:ascii="Times New Roman" w:eastAsia="MS Mincho" w:hAnsi="Times New Roman" w:cs="Times New Roman"/>
+      <w:b/>
+      <w:bCs/>
+      <w:sz w:val="28"/>
+      <w:szCs w:val="28"/>
+    </w:rPr>
+  </w:style>
+  <w:style w:type="paragraph" w:customStyle="1" w:styleId="764872820C1F436E94C0FB6D4A763425">
+    <w:name w:val="764872820C1F436E94C0FB6D4A763425"/>
+    <w:rsid w:val="006C71BE"/>
+    <w:pPr>
+      <w:overflowPunct w:val="0"/>
+      <w:autoSpaceDE w:val="0"/>
+      <w:autoSpaceDN w:val="0"/>
+      <w:adjustRightInd w:val="0"/>
+      <w:spacing w:after="0" w:line="240" w:lineRule="auto"/>
+      <w:textAlignment w:val="baseline"/>
+    </w:pPr>
+    <w:rPr>
+      <w:rFonts w:ascii="Times New Roman" w:eastAsia="MS Mincho" w:hAnsi="Times New Roman" w:cs="Times New Roman"/>
+      <w:b/>
+      <w:bCs/>
+      <w:sz w:val="28"/>
+      <w:szCs w:val="28"/>
+    </w:rPr>
+  </w:style>
+  <w:style w:type="paragraph" w:customStyle="1" w:styleId="875A895B26624604A3CF575C6F5B8624">
+    <w:name w:val="875A895B26624604A3CF575C6F5B8624"/>
+    <w:rsid w:val="006C71BE"/>
+    <w:pPr>
+      <w:overflowPunct w:val="0"/>
+      <w:autoSpaceDE w:val="0"/>
+      <w:autoSpaceDN w:val="0"/>
+      <w:adjustRightInd w:val="0"/>
+      <w:spacing w:after="0" w:line="240" w:lineRule="auto"/>
+      <w:textAlignment w:val="baseline"/>
+    </w:pPr>
+    <w:rPr>
+      <w:rFonts w:ascii="Times New Roman" w:eastAsia="MS Mincho" w:hAnsi="Times New Roman" w:cs="Times New Roman"/>
+      <w:b/>
+      <w:bCs/>
+      <w:sz w:val="28"/>
+      <w:szCs w:val="28"/>
+    </w:rPr>
+  </w:style>
+  <w:style w:type="paragraph" w:customStyle="1" w:styleId="5AF90087F8CC4EFA85DA9A112963A2A4">
+    <w:name w:val="5AF90087F8CC4EFA85DA9A112963A2A4"/>
+    <w:rsid w:val="006C71BE"/>
+    <w:pPr>
+      <w:overflowPunct w:val="0"/>
+      <w:autoSpaceDE w:val="0"/>
+      <w:autoSpaceDN w:val="0"/>
+      <w:adjustRightInd w:val="0"/>
+      <w:spacing w:after="0" w:line="240" w:lineRule="auto"/>
+      <w:textAlignment w:val="baseline"/>
+    </w:pPr>
+    <w:rPr>
+      <w:rFonts w:ascii="Times New Roman" w:eastAsia="MS Mincho" w:hAnsi="Times New Roman" w:cs="Times New Roman"/>
+      <w:b/>
+      <w:bCs/>
+      <w:sz w:val="28"/>
+      <w:szCs w:val="28"/>
+    </w:rPr>
+  </w:style>
+  <w:style w:type="paragraph" w:customStyle="1" w:styleId="41DE42B24938496DB5C2B794321A8605">
+    <w:name w:val="41DE42B24938496DB5C2B794321A8605"/>
+    <w:rsid w:val="006C71BE"/>
+    <w:pPr>
+      <w:overflowPunct w:val="0"/>
+      <w:autoSpaceDE w:val="0"/>
+      <w:autoSpaceDN w:val="0"/>
+      <w:adjustRightInd w:val="0"/>
+      <w:spacing w:after="0" w:line="240" w:lineRule="auto"/>
+      <w:textAlignment w:val="baseline"/>
+    </w:pPr>
+    <w:rPr>
+      <w:rFonts w:ascii="Times New Roman" w:eastAsia="MS Mincho" w:hAnsi="Times New Roman" w:cs="Times New Roman"/>
+      <w:b/>
+      <w:bCs/>
+      <w:sz w:val="28"/>
+      <w:szCs w:val="28"/>
+    </w:rPr>
+  </w:style>
+  <w:style w:type="paragraph" w:customStyle="1" w:styleId="F0D7C4EA1AF945E9A0245F8A924B9C66">
+    <w:name w:val="F0D7C4EA1AF945E9A0245F8A924B9C66"/>
+    <w:rsid w:val="006C71BE"/>
+    <w:pPr>
+      <w:overflowPunct w:val="0"/>
+      <w:autoSpaceDE w:val="0"/>
+      <w:autoSpaceDN w:val="0"/>
+      <w:adjustRightInd w:val="0"/>
+      <w:spacing w:after="0" w:line="240" w:lineRule="auto"/>
+      <w:textAlignment w:val="baseline"/>
+    </w:pPr>
+    <w:rPr>
+      <w:rFonts w:ascii="Times New Roman" w:eastAsia="MS Mincho" w:hAnsi="Times New Roman" w:cs="Times New Roman"/>
+      <w:b/>
+      <w:bCs/>
+      <w:sz w:val="28"/>
+      <w:szCs w:val="28"/>
+    </w:rPr>
+  </w:style>
+  <w:style w:type="paragraph" w:customStyle="1" w:styleId="1928BF2532864523AC4A8D22FEAE1F5F">
+    <w:name w:val="1928BF2532864523AC4A8D22FEAE1F5F"/>
+    <w:rsid w:val="006C71BE"/>
+    <w:pPr>
+      <w:overflowPunct w:val="0"/>
+      <w:autoSpaceDE w:val="0"/>
+      <w:autoSpaceDN w:val="0"/>
+      <w:adjustRightInd w:val="0"/>
+      <w:spacing w:after="0" w:line="240" w:lineRule="auto"/>
+      <w:ind w:right="-569"/>
+      <w:jc w:val="both"/>
+      <w:textAlignment w:val="baseline"/>
+    </w:pPr>
+    <w:rPr>
+      <w:rFonts w:ascii="Times New Roman" w:eastAsia="MS Mincho" w:hAnsi="Times New Roman" w:cs="Times New Roman"/>
+      <w:sz w:val="28"/>
+      <w:szCs w:val="28"/>
+      <w:lang w:val="uk-UA"/>
+    </w:rPr>
+  </w:style>
+  <w:style w:type="paragraph" w:customStyle="1" w:styleId="4EC435F7B26C450399E4A1BD3DB4D357">
+    <w:name w:val="4EC435F7B26C450399E4A1BD3DB4D357"/>
+    <w:rsid w:val="006C71BE"/>
+    <w:pPr>
+      <w:overflowPunct w:val="0"/>
+      <w:autoSpaceDE w:val="0"/>
+      <w:autoSpaceDN w:val="0"/>
+      <w:adjustRightInd w:val="0"/>
+      <w:spacing w:after="0" w:line="240" w:lineRule="auto"/>
+      <w:ind w:right="-569"/>
+      <w:jc w:val="both"/>
+      <w:textAlignment w:val="baseline"/>
+    </w:pPr>
+    <w:rPr>
+      <w:rFonts w:ascii="Times New Roman" w:eastAsia="MS Mincho" w:hAnsi="Times New Roman" w:cs="Times New Roman"/>
+      <w:sz w:val="28"/>
+      <w:szCs w:val="28"/>
+      <w:lang w:val="uk-UA"/>
+    </w:rPr>
+  </w:style>
+  <w:style w:type="paragraph" w:customStyle="1" w:styleId="05659A608F58438F8FB2E6B5BD6A8C55">
+    <w:name w:val="05659A608F58438F8FB2E6B5BD6A8C55"/>
+    <w:rsid w:val="006C71BE"/>
+    <w:pPr>
+      <w:overflowPunct w:val="0"/>
+      <w:autoSpaceDE w:val="0"/>
+      <w:autoSpaceDN w:val="0"/>
+      <w:adjustRightInd w:val="0"/>
+      <w:spacing w:after="0" w:line="240" w:lineRule="auto"/>
+      <w:ind w:right="-569"/>
+      <w:jc w:val="both"/>
+      <w:textAlignment w:val="baseline"/>
+    </w:pPr>
+    <w:rPr>
+      <w:rFonts w:ascii="Times New Roman" w:eastAsia="MS Mincho" w:hAnsi="Times New Roman" w:cs="Times New Roman"/>
+      <w:sz w:val="28"/>
+      <w:szCs w:val="28"/>
+      <w:lang w:val="uk-UA"/>
+    </w:rPr>
+  </w:style>
+  <w:style w:type="paragraph" w:customStyle="1" w:styleId="4C8B64D587CB4B249084ABBFD5976805">
+    <w:name w:val="4C8B64D587CB4B249084ABBFD5976805"/>
+    <w:rsid w:val="006C71BE"/>
+    <w:pPr>
+      <w:overflowPunct w:val="0"/>
+      <w:autoSpaceDE w:val="0"/>
+      <w:autoSpaceDN w:val="0"/>
+      <w:adjustRightInd w:val="0"/>
+      <w:spacing w:after="0" w:line="240" w:lineRule="auto"/>
+      <w:ind w:right="-569"/>
+      <w:jc w:val="both"/>
+      <w:textAlignment w:val="baseline"/>
+    </w:pPr>
+    <w:rPr>
+      <w:rFonts w:ascii="Times New Roman" w:eastAsia="MS Mincho" w:hAnsi="Times New Roman" w:cs="Times New Roman"/>
+      <w:sz w:val="28"/>
+      <w:szCs w:val="28"/>
+      <w:lang w:val="uk-UA"/>
+    </w:rPr>
+  </w:style>
+  <w:style w:type="paragraph" w:customStyle="1" w:styleId="70D57273BBD643DDB5E52FA4D06CF7371">
+    <w:name w:val="70D57273BBD643DDB5E52FA4D06CF7371"/>
+    <w:rsid w:val="006C71BE"/>
+    <w:pPr>
+      <w:overflowPunct w:val="0"/>
+      <w:autoSpaceDE w:val="0"/>
+      <w:autoSpaceDN w:val="0"/>
+      <w:adjustRightInd w:val="0"/>
+      <w:spacing w:after="0" w:line="240" w:lineRule="auto"/>
+      <w:textAlignment w:val="baseline"/>
+    </w:pPr>
+    <w:rPr>
+      <w:rFonts w:ascii="Times New Roman" w:eastAsia="MS Mincho" w:hAnsi="Times New Roman" w:cs="Times New Roman"/>
+      <w:b/>
+      <w:bCs/>
+      <w:sz w:val="28"/>
+      <w:szCs w:val="28"/>
+    </w:rPr>
+  </w:style>
+  <w:style w:type="paragraph" w:customStyle="1" w:styleId="FCB0BA9D0E5B4E7492F4DA3D8F2241CE1">
+    <w:name w:val="FCB0BA9D0E5B4E7492F4DA3D8F2241CE1"/>
+    <w:rsid w:val="006C71BE"/>
+    <w:pPr>
+      <w:overflowPunct w:val="0"/>
+      <w:autoSpaceDE w:val="0"/>
+      <w:autoSpaceDN w:val="0"/>
+      <w:adjustRightInd w:val="0"/>
+      <w:spacing w:after="0" w:line="240" w:lineRule="auto"/>
+      <w:textAlignment w:val="baseline"/>
+    </w:pPr>
+    <w:rPr>
+      <w:rFonts w:ascii="Times New Roman" w:eastAsia="MS Mincho" w:hAnsi="Times New Roman" w:cs="Times New Roman"/>
+      <w:b/>
+      <w:bCs/>
+      <w:sz w:val="28"/>
+      <w:szCs w:val="28"/>
+    </w:rPr>
+  </w:style>
+  <w:style w:type="paragraph" w:customStyle="1" w:styleId="240A4107D8E74F6E9E03B73C4152D4431">
+    <w:name w:val="240A4107D8E74F6E9E03B73C4152D4431"/>
+    <w:rsid w:val="006C71BE"/>
+    <w:pPr>
+      <w:overflowPunct w:val="0"/>
+      <w:autoSpaceDE w:val="0"/>
+      <w:autoSpaceDN w:val="0"/>
+      <w:adjustRightInd w:val="0"/>
+      <w:spacing w:after="0" w:line="240" w:lineRule="auto"/>
+      <w:textAlignment w:val="baseline"/>
+    </w:pPr>
+    <w:rPr>
+      <w:rFonts w:ascii="Times New Roman" w:eastAsia="MS Mincho" w:hAnsi="Times New Roman" w:cs="Times New Roman"/>
+      <w:b/>
+      <w:bCs/>
+      <w:sz w:val="28"/>
+      <w:szCs w:val="28"/>
+    </w:rPr>
+  </w:style>
+  <w:style w:type="paragraph" w:customStyle="1" w:styleId="1B6D175B40B74678AA07A50E8239B3851">
+    <w:name w:val="1B6D175B40B74678AA07A50E8239B3851"/>
+    <w:rsid w:val="006C71BE"/>
+    <w:pPr>
+      <w:overflowPunct w:val="0"/>
+      <w:autoSpaceDE w:val="0"/>
+      <w:autoSpaceDN w:val="0"/>
+      <w:adjustRightInd w:val="0"/>
+      <w:spacing w:after="0" w:line="240" w:lineRule="auto"/>
+      <w:textAlignment w:val="baseline"/>
+    </w:pPr>
+    <w:rPr>
+      <w:rFonts w:ascii="Times New Roman" w:eastAsia="MS Mincho" w:hAnsi="Times New Roman" w:cs="Times New Roman"/>
+      <w:b/>
+      <w:bCs/>
+      <w:sz w:val="28"/>
+      <w:szCs w:val="28"/>
+    </w:rPr>
   </w:style>
 </w:styles>
 </file>
@@ -21289,7 +22121,7 @@
 </file>
 
 <file path=customXml/itemProps1.xml><?xml version="1.0" encoding="utf-8"?>
-<ds:datastoreItem xmlns:ds="http://schemas.openxmlformats.org/officeDocument/2006/customXml" ds:itemID="{4459DA9E-B262-4624-954B-F31C4CF1B56B}">
+<ds:datastoreItem xmlns:ds="http://schemas.openxmlformats.org/officeDocument/2006/customXml" ds:itemID="{9E576C14-D3AA-4A6E-82A5-5E0B19298E15}">
   <ds:schemaRefs>
     <ds:schemaRef ds:uri="http://schemas.openxmlformats.org/officeDocument/2006/bibliography"/>
   </ds:schemaRefs>
